--- a/Springboot/Springboot Q & A.docx
+++ b/Springboot/Springboot Q & A.docx
@@ -20,7 +20,6 @@
         </w:rPr>
         <w:t xml:space="preserve">Q1. What is </w:t>
       </w:r>
-      <w:proofErr w:type="spellStart"/>
       <w:proofErr w:type="gramStart"/>
       <w:r>
         <w:rPr>
@@ -29,9 +28,9 @@
           <w:sz w:val="28"/>
           <w:szCs w:val="28"/>
         </w:rPr>
-        <w:t>Springboot</w:t>
-      </w:r>
-      <w:proofErr w:type="spellEnd"/>
+        <w:t>Springboot ?</w:t>
+      </w:r>
+      <w:proofErr w:type="gramEnd"/>
       <w:r>
         <w:rPr>
           <w:b/>
@@ -39,19 +38,29 @@
           <w:sz w:val="28"/>
           <w:szCs w:val="28"/>
         </w:rPr>
-        <w:t xml:space="preserve"> ?</w:t>
+        <w:t xml:space="preserve"> Why springboot over </w:t>
+      </w:r>
+      <w:proofErr w:type="gramStart"/>
+      <w:r>
+        <w:rPr>
+          <w:b/>
+          <w:bCs/>
+          <w:sz w:val="28"/>
+          <w:szCs w:val="28"/>
+        </w:rPr>
+        <w:t>spring ?</w:t>
       </w:r>
       <w:proofErr w:type="gramEnd"/>
-      <w:r>
+    </w:p>
+    <w:p>
+      <w:pPr>
         <w:rPr>
           <w:b/>
           <w:bCs/>
           <w:sz w:val="28"/>
           <w:szCs w:val="28"/>
         </w:rPr>
-        <w:t xml:space="preserve"> Why </w:t>
-      </w:r>
-      <w:proofErr w:type="spellStart"/>
+      </w:pPr>
       <w:r>
         <w:rPr>
           <w:b/>
@@ -59,9 +68,9 @@
           <w:sz w:val="28"/>
           <w:szCs w:val="28"/>
         </w:rPr>
-        <w:t>springboot</w:t>
-      </w:r>
-      <w:proofErr w:type="spellEnd"/>
+        <w:t xml:space="preserve">Ans – Springboot is a java framework extension </w:t>
+      </w:r>
+      <w:proofErr w:type="gramStart"/>
       <w:r>
         <w:rPr>
           <w:b/>
@@ -69,9 +78,9 @@
           <w:sz w:val="28"/>
           <w:szCs w:val="28"/>
         </w:rPr>
-        <w:t xml:space="preserve"> over </w:t>
-      </w:r>
-      <w:proofErr w:type="gramStart"/>
+        <w:t>of  spring</w:t>
+      </w:r>
+      <w:proofErr w:type="gramEnd"/>
       <w:r>
         <w:rPr>
           <w:b/>
@@ -79,19 +88,17 @@
           <w:sz w:val="28"/>
           <w:szCs w:val="28"/>
         </w:rPr>
-        <w:t>spring ?</w:t>
-      </w:r>
-      <w:proofErr w:type="gramEnd"/>
-    </w:p>
-    <w:p>
-      <w:pPr>
+        <w:t xml:space="preserve"> framework</w:t>
+      </w:r>
+      <w:r>
         <w:rPr>
           <w:b/>
           <w:bCs/>
           <w:sz w:val="28"/>
           <w:szCs w:val="28"/>
         </w:rPr>
-      </w:pPr>
+        <w:t xml:space="preserve"> </w:t>
+      </w:r>
       <w:r>
         <w:rPr>
           <w:b/>
@@ -99,9 +106,8 @@
           <w:sz w:val="28"/>
           <w:szCs w:val="28"/>
         </w:rPr>
-        <w:t xml:space="preserve">Ans – </w:t>
-      </w:r>
-      <w:proofErr w:type="spellStart"/>
+        <w:t xml:space="preserve">used </w:t>
+      </w:r>
       <w:r>
         <w:rPr>
           <w:b/>
@@ -109,9 +115,8 @@
           <w:sz w:val="28"/>
           <w:szCs w:val="28"/>
         </w:rPr>
-        <w:t>Springboot</w:t>
-      </w:r>
-      <w:proofErr w:type="spellEnd"/>
+        <w:t xml:space="preserve"> </w:t>
+      </w:r>
       <w:r>
         <w:rPr>
           <w:b/>
@@ -119,19 +124,18 @@
           <w:sz w:val="28"/>
           <w:szCs w:val="28"/>
         </w:rPr>
-        <w:t xml:space="preserve"> is a java framework extension </w:t>
-      </w:r>
-      <w:proofErr w:type="gramStart"/>
-      <w:r>
+        <w:t>for creating web application.</w:t>
+      </w:r>
+    </w:p>
+    <w:p>
+      <w:pPr>
         <w:rPr>
           <w:b/>
           <w:bCs/>
           <w:sz w:val="28"/>
           <w:szCs w:val="28"/>
         </w:rPr>
-        <w:t>of  spring</w:t>
-      </w:r>
-      <w:proofErr w:type="gramEnd"/>
+      </w:pPr>
       <w:r>
         <w:rPr>
           <w:b/>
@@ -139,73 +143,7 @@
           <w:sz w:val="28"/>
           <w:szCs w:val="28"/>
         </w:rPr>
-        <w:t xml:space="preserve"> framework</w:t>
-      </w:r>
-      <w:r>
-        <w:rPr>
-          <w:b/>
-          <w:bCs/>
-          <w:sz w:val="28"/>
-          <w:szCs w:val="28"/>
-        </w:rPr>
-        <w:t xml:space="preserve"> </w:t>
-      </w:r>
-      <w:r>
-        <w:rPr>
-          <w:b/>
-          <w:bCs/>
-          <w:sz w:val="28"/>
-          <w:szCs w:val="28"/>
-        </w:rPr>
-        <w:t xml:space="preserve">used </w:t>
-      </w:r>
-      <w:r>
-        <w:rPr>
-          <w:b/>
-          <w:bCs/>
-          <w:sz w:val="28"/>
-          <w:szCs w:val="28"/>
-        </w:rPr>
-        <w:t xml:space="preserve"> </w:t>
-      </w:r>
-      <w:r>
-        <w:rPr>
-          <w:b/>
-          <w:bCs/>
-          <w:sz w:val="28"/>
-          <w:szCs w:val="28"/>
-        </w:rPr>
-        <w:t>for creating web application.</w:t>
-      </w:r>
-    </w:p>
-    <w:p>
-      <w:pPr>
-        <w:rPr>
-          <w:b/>
-          <w:bCs/>
-          <w:sz w:val="28"/>
-          <w:szCs w:val="28"/>
-        </w:rPr>
-      </w:pPr>
-      <w:proofErr w:type="spellStart"/>
-      <w:r>
-        <w:rPr>
-          <w:b/>
-          <w:bCs/>
-          <w:sz w:val="28"/>
-          <w:szCs w:val="28"/>
-        </w:rPr>
-        <w:t>Springboot</w:t>
-      </w:r>
-      <w:proofErr w:type="spellEnd"/>
-      <w:r>
-        <w:rPr>
-          <w:b/>
-          <w:bCs/>
-          <w:sz w:val="28"/>
-          <w:szCs w:val="28"/>
-        </w:rPr>
-        <w:t xml:space="preserve"> includes many features such </w:t>
+        <w:t xml:space="preserve">Springboot includes many features such </w:t>
       </w:r>
       <w:proofErr w:type="gramStart"/>
       <w:r>
@@ -507,9 +445,9 @@
           <w:sz w:val="28"/>
           <w:szCs w:val="28"/>
         </w:rPr>
-        <w:t xml:space="preserve">Q2. How </w:t>
-      </w:r>
-      <w:proofErr w:type="spellStart"/>
+        <w:t xml:space="preserve">Q2. How springboot </w:t>
+      </w:r>
+      <w:proofErr w:type="gramStart"/>
       <w:r>
         <w:rPr>
           <w:b/>
@@ -517,18 +455,55 @@
           <w:sz w:val="28"/>
           <w:szCs w:val="28"/>
         </w:rPr>
-        <w:t>springboot</w:t>
-      </w:r>
-      <w:proofErr w:type="spellEnd"/>
-      <w:r>
+        <w:t>works ?</w:t>
+      </w:r>
+      <w:proofErr w:type="gramEnd"/>
+    </w:p>
+    <w:p>
+      <w:pPr>
         <w:rPr>
           <w:b/>
           <w:bCs/>
           <w:sz w:val="28"/>
           <w:szCs w:val="28"/>
         </w:rPr>
+      </w:pPr>
+      <w:r>
+        <w:rPr>
+          <w:b/>
+          <w:bCs/>
+          <w:sz w:val="28"/>
+          <w:szCs w:val="28"/>
+        </w:rPr>
+        <w:t xml:space="preserve">Ans </w:t>
+      </w:r>
+      <w:r>
+        <w:rPr>
+          <w:b/>
+          <w:bCs/>
+          <w:sz w:val="28"/>
+          <w:szCs w:val="28"/>
+        </w:rPr>
+        <w:t>–</w:t>
+      </w:r>
+      <w:r>
+        <w:rPr>
+          <w:b/>
+          <w:bCs/>
+          <w:sz w:val="28"/>
+          <w:szCs w:val="28"/>
+        </w:rPr>
         <w:t xml:space="preserve"> </w:t>
       </w:r>
+      <w:r>
+        <w:rPr>
+          <w:b/>
+          <w:bCs/>
+          <w:sz w:val="28"/>
+          <w:szCs w:val="28"/>
+        </w:rPr>
+        <w:t xml:space="preserve">springboot start by </w:t>
+      </w:r>
       <w:proofErr w:type="gramStart"/>
       <w:r>
         <w:rPr>
@@ -537,37 +512,38 @@
           <w:sz w:val="28"/>
           <w:szCs w:val="28"/>
         </w:rPr>
-        <w:t>works ?</w:t>
+        <w:t>scanning  starter</w:t>
       </w:r>
       <w:proofErr w:type="gramEnd"/>
-    </w:p>
-    <w:p>
-      <w:pPr>
+      <w:r>
         <w:rPr>
           <w:b/>
           <w:bCs/>
           <w:sz w:val="28"/>
           <w:szCs w:val="28"/>
         </w:rPr>
-      </w:pPr>
-      <w:r>
+        <w:t xml:space="preserve"> dependencies in pom.xml file then download and autoconfigure module .</w:t>
+      </w:r>
+    </w:p>
+    <w:p>
+      <w:pPr>
         <w:rPr>
           <w:b/>
           <w:bCs/>
           <w:sz w:val="28"/>
           <w:szCs w:val="28"/>
         </w:rPr>
-        <w:t xml:space="preserve">Ans </w:t>
-      </w:r>
-      <w:r>
+      </w:pPr>
+    </w:p>
+    <w:p>
+      <w:pPr>
         <w:rPr>
           <w:b/>
           <w:bCs/>
           <w:sz w:val="28"/>
           <w:szCs w:val="28"/>
         </w:rPr>
-        <w:t>–</w:t>
-      </w:r>
+      </w:pPr>
       <w:r>
         <w:rPr>
           <w:b/>
@@ -575,19 +551,296 @@
           <w:sz w:val="28"/>
           <w:szCs w:val="28"/>
         </w:rPr>
+        <w:t xml:space="preserve">Q3.How springboot </w:t>
+      </w:r>
+      <w:proofErr w:type="gramStart"/>
+      <w:r>
+        <w:rPr>
+          <w:b/>
+          <w:bCs/>
+          <w:sz w:val="28"/>
+          <w:szCs w:val="28"/>
+        </w:rPr>
+        <w:t>starts ?</w:t>
+      </w:r>
+      <w:proofErr w:type="gramEnd"/>
+    </w:p>
+    <w:p>
+      <w:pPr>
+        <w:rPr>
+          <w:b/>
+          <w:bCs/>
+          <w:sz w:val="28"/>
+          <w:szCs w:val="28"/>
+        </w:rPr>
+      </w:pPr>
+      <w:proofErr w:type="gramStart"/>
+      <w:r>
+        <w:rPr>
+          <w:b/>
+          <w:bCs/>
+          <w:sz w:val="28"/>
+          <w:szCs w:val="28"/>
+        </w:rPr>
+        <w:t>Ans .</w:t>
+      </w:r>
+      <w:proofErr w:type="gramEnd"/>
+      <w:r>
+        <w:rPr>
+          <w:b/>
+          <w:bCs/>
+          <w:sz w:val="28"/>
+          <w:szCs w:val="28"/>
+        </w:rPr>
+        <w:t xml:space="preserve"> springboot starts by calling main method of your main class.</w:t>
+      </w:r>
+    </w:p>
+    <w:p>
+      <w:pPr>
+        <w:rPr>
+          <w:b/>
+          <w:bCs/>
+          <w:sz w:val="28"/>
+          <w:szCs w:val="28"/>
+        </w:rPr>
+      </w:pPr>
+      <w:r>
+        <w:rPr>
+          <w:b/>
+          <w:bCs/>
+          <w:sz w:val="28"/>
+          <w:szCs w:val="28"/>
+        </w:rPr>
+        <w:t xml:space="preserve">The </w:t>
+      </w:r>
+      <w:proofErr w:type="gramStart"/>
+      <w:r>
+        <w:rPr>
+          <w:b/>
+          <w:bCs/>
+          <w:sz w:val="28"/>
+          <w:szCs w:val="28"/>
+        </w:rPr>
+        <w:t>run(</w:t>
+      </w:r>
+      <w:proofErr w:type="gramEnd"/>
+      <w:r>
+        <w:rPr>
+          <w:b/>
+          <w:bCs/>
+          <w:sz w:val="28"/>
+          <w:szCs w:val="28"/>
+        </w:rPr>
+        <w:t>) method of Spring Application is called. This method starts the application by creating application context/</w:t>
+      </w:r>
+      <w:proofErr w:type="spellStart"/>
+      <w:r>
+        <w:rPr>
+          <w:b/>
+          <w:bCs/>
+          <w:sz w:val="28"/>
+          <w:szCs w:val="28"/>
+        </w:rPr>
+        <w:t>springcontainer</w:t>
+      </w:r>
+      <w:proofErr w:type="spellEnd"/>
+      <w:r>
+        <w:rPr>
+          <w:b/>
+          <w:bCs/>
+          <w:sz w:val="28"/>
+          <w:szCs w:val="28"/>
+        </w:rPr>
+        <w:t xml:space="preserve"> and initializing it.</w:t>
+      </w:r>
+    </w:p>
+    <w:p>
+      <w:pPr>
+        <w:rPr>
+          <w:b/>
+          <w:bCs/>
+          <w:sz w:val="28"/>
+          <w:szCs w:val="28"/>
+        </w:rPr>
+      </w:pPr>
+      <w:r>
+        <w:rPr>
+          <w:b/>
+          <w:bCs/>
+          <w:sz w:val="28"/>
+          <w:szCs w:val="28"/>
+        </w:rPr>
+        <w:t xml:space="preserve">Spring Boot starts by running the </w:t>
+      </w:r>
+      <w:proofErr w:type="gramStart"/>
+      <w:r>
+        <w:rPr>
+          <w:b/>
+          <w:bCs/>
+          <w:sz w:val="28"/>
+          <w:szCs w:val="28"/>
+        </w:rPr>
+        <w:t>main(</w:t>
+      </w:r>
+      <w:proofErr w:type="gramEnd"/>
+      <w:r>
+        <w:rPr>
+          <w:b/>
+          <w:bCs/>
+          <w:sz w:val="28"/>
+          <w:szCs w:val="28"/>
+        </w:rPr>
+        <w:t>) method, which triggers SpringApplication.run(). This sets up the Spring context, auto-configures beans based on the classpath, starts the embedded server if needed, and prepares the application for use — all without requiring any XML or external server configuration</w:t>
+      </w:r>
+    </w:p>
+    <w:p>
+      <w:pPr>
+        <w:rPr>
+          <w:b/>
+          <w:bCs/>
+          <w:sz w:val="28"/>
+          <w:szCs w:val="28"/>
+        </w:rPr>
+      </w:pPr>
+      <w:r>
+        <w:rPr>
+          <w:b/>
+          <w:bCs/>
+          <w:sz w:val="28"/>
+          <w:szCs w:val="28"/>
+        </w:rPr>
+        <w:lastRenderedPageBreak/>
+        <w:t>Q4. What is application.properties or application.yml used for?</w:t>
+      </w:r>
+    </w:p>
+    <w:p>
+      <w:pPr>
+        <w:pStyle w:val="NormalWeb"/>
+        <w:rPr>
+          <w:sz w:val="28"/>
+          <w:szCs w:val="28"/>
+        </w:rPr>
+      </w:pPr>
+      <w:r>
+        <w:rPr>
+          <w:b/>
+          <w:bCs/>
+          <w:sz w:val="28"/>
+          <w:szCs w:val="28"/>
+        </w:rPr>
+        <w:t>Ans-</w:t>
+      </w:r>
+      <w:r>
+        <w:rPr>
+          <w:sz w:val="28"/>
+          <w:szCs w:val="28"/>
+        </w:rPr>
+        <w:t xml:space="preserve">: They are </w:t>
+      </w:r>
+      <w:r>
+        <w:rPr>
+          <w:rStyle w:val="Strong"/>
+          <w:rFonts w:eastAsiaTheme="majorEastAsia"/>
+          <w:sz w:val="28"/>
+          <w:szCs w:val="28"/>
+        </w:rPr>
+        <w:t>configuration files</w:t>
+      </w:r>
+      <w:r>
+        <w:rPr>
+          <w:sz w:val="28"/>
+          <w:szCs w:val="28"/>
+        </w:rPr>
+        <w:t xml:space="preserve"> used to store all the </w:t>
+      </w:r>
+      <w:r>
+        <w:rPr>
+          <w:rStyle w:val="Strong"/>
+          <w:rFonts w:eastAsiaTheme="majorEastAsia"/>
+          <w:sz w:val="28"/>
+          <w:szCs w:val="28"/>
+        </w:rPr>
+        <w:t>settings of your Spring Boot application</w:t>
+      </w:r>
+      <w:r>
+        <w:rPr>
+          <w:sz w:val="28"/>
+          <w:szCs w:val="28"/>
+        </w:rPr>
+        <w:t xml:space="preserve"> in one place</w:t>
+      </w:r>
+      <w:r>
+        <w:rPr>
+          <w:sz w:val="28"/>
+          <w:szCs w:val="28"/>
+        </w:rPr>
         <w:t xml:space="preserve"> </w:t>
       </w:r>
-      <w:proofErr w:type="spellStart"/>
-      <w:r>
+      <w:r>
+        <w:rPr>
+          <w:sz w:val="28"/>
+          <w:szCs w:val="28"/>
+        </w:rPr>
+        <w:t>.</w:t>
+      </w:r>
+    </w:p>
+    <w:p>
+      <w:pPr>
+        <w:pStyle w:val="NormalWeb"/>
+        <w:rPr>
+          <w:sz w:val="28"/>
+          <w:szCs w:val="28"/>
+        </w:rPr>
+      </w:pPr>
+      <w:r>
+        <w:rPr>
+          <w:sz w:val="28"/>
+          <w:szCs w:val="28"/>
+        </w:rPr>
+        <w:t>Application properties == configuration file</w:t>
+      </w:r>
+    </w:p>
+    <w:p>
+      <w:pPr>
+        <w:pStyle w:val="NormalWeb"/>
+        <w:rPr>
+          <w:sz w:val="28"/>
+          <w:szCs w:val="28"/>
+        </w:rPr>
+      </w:pPr>
+      <w:r>
+        <w:rPr>
+          <w:sz w:val="28"/>
+          <w:szCs w:val="28"/>
+        </w:rPr>
+        <w:t>Ex- DB, Multipart file, server port, @Value</w:t>
+      </w:r>
+    </w:p>
+    <w:p>
+      <w:pPr>
+        <w:pStyle w:val="NormalWeb"/>
+        <w:rPr>
+          <w:sz w:val="28"/>
+          <w:szCs w:val="28"/>
+        </w:rPr>
+      </w:pPr>
+    </w:p>
+    <w:p>
+      <w:pPr>
         <w:rPr>
           <w:b/>
           <w:bCs/>
           <w:sz w:val="28"/>
           <w:szCs w:val="28"/>
         </w:rPr>
-        <w:t>springboot</w:t>
-      </w:r>
-      <w:proofErr w:type="spellEnd"/>
+      </w:pPr>
+      <w:r>
+        <w:rPr>
+          <w:sz w:val="28"/>
+          <w:szCs w:val="28"/>
+        </w:rPr>
+        <w:t>Q5.</w:t>
+      </w:r>
       <w:r>
         <w:rPr>
           <w:b/>
@@ -595,19 +848,77 @@
           <w:sz w:val="28"/>
           <w:szCs w:val="28"/>
         </w:rPr>
-        <w:t xml:space="preserve"> start by </w:t>
-      </w:r>
-      <w:proofErr w:type="gramStart"/>
-      <w:r>
+        <w:t xml:space="preserve"> How do you configure a datasource in Spring Boot?</w:t>
+      </w:r>
+    </w:p>
+    <w:p>
+      <w:pPr>
+        <w:rPr>
+          <w:sz w:val="28"/>
+          <w:szCs w:val="28"/>
+        </w:rPr>
+      </w:pPr>
+      <w:r>
+        <w:rPr>
+          <w:sz w:val="28"/>
+          <w:szCs w:val="28"/>
+        </w:rPr>
+        <w:t>Ans-: We can configure by adding mysql bean</w:t>
+      </w:r>
+      <w:r>
+        <w:rPr>
+          <w:sz w:val="28"/>
+          <w:szCs w:val="28"/>
+        </w:rPr>
+        <w:t xml:space="preserve"> </w:t>
+      </w:r>
+      <w:r>
+        <w:rPr>
+          <w:sz w:val="28"/>
+          <w:szCs w:val="28"/>
+        </w:rPr>
+        <w:t xml:space="preserve"> </w:t>
+      </w:r>
+    </w:p>
+    <w:p>
+      <w:pPr>
+        <w:rPr>
+          <w:sz w:val="28"/>
+          <w:szCs w:val="28"/>
+        </w:rPr>
+      </w:pPr>
+      <w:r>
+        <w:rPr>
+          <w:sz w:val="28"/>
+          <w:szCs w:val="28"/>
+        </w:rPr>
+        <w:t>There are two ways you can configure either in application properties file or in simply by direct creating bean in class.</w:t>
+      </w:r>
+    </w:p>
+    <w:p>
+      <w:pPr>
+        <w:rPr>
+          <w:sz w:val="28"/>
+          <w:szCs w:val="28"/>
+        </w:rPr>
+      </w:pPr>
+    </w:p>
+    <w:p>
+      <w:pPr>
         <w:rPr>
           <w:b/>
           <w:bCs/>
           <w:sz w:val="28"/>
           <w:szCs w:val="28"/>
         </w:rPr>
-        <w:t>scanning  starter</w:t>
-      </w:r>
-      <w:proofErr w:type="gramEnd"/>
+      </w:pPr>
+      <w:r>
+        <w:rPr>
+          <w:sz w:val="28"/>
+          <w:szCs w:val="28"/>
+        </w:rPr>
+        <w:t>Q6.</w:t>
+      </w:r>
       <w:r>
         <w:rPr>
           <w:b/>
@@ -615,584 +926,25 @@
           <w:sz w:val="28"/>
           <w:szCs w:val="28"/>
         </w:rPr>
-        <w:t xml:space="preserve"> dependencies in pom.xml file then download and autoconfigure module .</w:t>
-      </w:r>
-    </w:p>
-    <w:p>
-      <w:pPr>
+        <w:t xml:space="preserve"> What is the use of @Autowired and how does Spring resolve dependencies</w:t>
+      </w:r>
+      <w:r>
         <w:rPr>
           <w:b/>
           <w:bCs/>
           <w:sz w:val="28"/>
           <w:szCs w:val="28"/>
         </w:rPr>
-      </w:pPr>
-    </w:p>
-    <w:p>
-      <w:pPr>
+        <w:t xml:space="preserve"> </w:t>
+      </w:r>
+      <w:r>
         <w:rPr>
           <w:b/>
           <w:bCs/>
           <w:sz w:val="28"/>
           <w:szCs w:val="28"/>
         </w:rPr>
-      </w:pPr>
-      <w:r>
-        <w:rPr>
-          <w:b/>
-          <w:bCs/>
-          <w:sz w:val="28"/>
-          <w:szCs w:val="28"/>
-        </w:rPr>
-        <w:t>Q</w:t>
-      </w:r>
-      <w:proofErr w:type="gramStart"/>
-      <w:r>
-        <w:rPr>
-          <w:b/>
-          <w:bCs/>
-          <w:sz w:val="28"/>
-          <w:szCs w:val="28"/>
-        </w:rPr>
-        <w:t>3.How</w:t>
-      </w:r>
-      <w:proofErr w:type="gramEnd"/>
-      <w:r>
-        <w:rPr>
-          <w:b/>
-          <w:bCs/>
-          <w:sz w:val="28"/>
-          <w:szCs w:val="28"/>
-        </w:rPr>
-        <w:t xml:space="preserve"> </w:t>
-      </w:r>
-      <w:proofErr w:type="spellStart"/>
-      <w:r>
-        <w:rPr>
-          <w:b/>
-          <w:bCs/>
-          <w:sz w:val="28"/>
-          <w:szCs w:val="28"/>
-        </w:rPr>
-        <w:t>springboot</w:t>
-      </w:r>
-      <w:proofErr w:type="spellEnd"/>
-      <w:r>
-        <w:rPr>
-          <w:b/>
-          <w:bCs/>
-          <w:sz w:val="28"/>
-          <w:szCs w:val="28"/>
-        </w:rPr>
-        <w:t xml:space="preserve"> starts ?</w:t>
-      </w:r>
-    </w:p>
-    <w:p>
-      <w:pPr>
-        <w:rPr>
-          <w:b/>
-          <w:bCs/>
-          <w:sz w:val="28"/>
-          <w:szCs w:val="28"/>
-        </w:rPr>
-      </w:pPr>
-      <w:proofErr w:type="gramStart"/>
-      <w:r>
-        <w:rPr>
-          <w:b/>
-          <w:bCs/>
-          <w:sz w:val="28"/>
-          <w:szCs w:val="28"/>
-        </w:rPr>
-        <w:t>Ans .</w:t>
-      </w:r>
-      <w:proofErr w:type="gramEnd"/>
-      <w:r>
-        <w:rPr>
-          <w:b/>
-          <w:bCs/>
-          <w:sz w:val="28"/>
-          <w:szCs w:val="28"/>
-        </w:rPr>
-        <w:t xml:space="preserve"> </w:t>
-      </w:r>
-      <w:proofErr w:type="spellStart"/>
-      <w:r>
-        <w:rPr>
-          <w:b/>
-          <w:bCs/>
-          <w:sz w:val="28"/>
-          <w:szCs w:val="28"/>
-        </w:rPr>
-        <w:t>springboot</w:t>
-      </w:r>
-      <w:proofErr w:type="spellEnd"/>
-      <w:r>
-        <w:rPr>
-          <w:b/>
-          <w:bCs/>
-          <w:sz w:val="28"/>
-          <w:szCs w:val="28"/>
-        </w:rPr>
-        <w:t xml:space="preserve"> starts by calling main method of your main class.</w:t>
-      </w:r>
-    </w:p>
-    <w:p>
-      <w:pPr>
-        <w:rPr>
-          <w:b/>
-          <w:bCs/>
-          <w:sz w:val="28"/>
-          <w:szCs w:val="28"/>
-        </w:rPr>
-      </w:pPr>
-      <w:r>
-        <w:rPr>
-          <w:b/>
-          <w:bCs/>
-          <w:sz w:val="28"/>
-          <w:szCs w:val="28"/>
-        </w:rPr>
-        <w:t xml:space="preserve">The </w:t>
-      </w:r>
-      <w:proofErr w:type="gramStart"/>
-      <w:r>
-        <w:rPr>
-          <w:b/>
-          <w:bCs/>
-          <w:sz w:val="28"/>
-          <w:szCs w:val="28"/>
-        </w:rPr>
-        <w:t>run(</w:t>
-      </w:r>
-      <w:proofErr w:type="gramEnd"/>
-      <w:r>
-        <w:rPr>
-          <w:b/>
-          <w:bCs/>
-          <w:sz w:val="28"/>
-          <w:szCs w:val="28"/>
-        </w:rPr>
-        <w:t>) method of Spring Application is called. This method starts the application by creating application context/</w:t>
-      </w:r>
-      <w:proofErr w:type="spellStart"/>
-      <w:r>
-        <w:rPr>
-          <w:b/>
-          <w:bCs/>
-          <w:sz w:val="28"/>
-          <w:szCs w:val="28"/>
-        </w:rPr>
-        <w:t>springcontainer</w:t>
-      </w:r>
-      <w:proofErr w:type="spellEnd"/>
-      <w:r>
-        <w:rPr>
-          <w:b/>
-          <w:bCs/>
-          <w:sz w:val="28"/>
-          <w:szCs w:val="28"/>
-        </w:rPr>
-        <w:t xml:space="preserve"> and initializing it.</w:t>
-      </w:r>
-    </w:p>
-    <w:p>
-      <w:pPr>
-        <w:rPr>
-          <w:b/>
-          <w:bCs/>
-          <w:sz w:val="28"/>
-          <w:szCs w:val="28"/>
-        </w:rPr>
-      </w:pPr>
-      <w:r>
-        <w:rPr>
-          <w:b/>
-          <w:bCs/>
-          <w:sz w:val="28"/>
-          <w:szCs w:val="28"/>
-        </w:rPr>
-        <w:t xml:space="preserve">Spring Boot starts by running the </w:t>
-      </w:r>
-      <w:proofErr w:type="gramStart"/>
-      <w:r>
-        <w:rPr>
-          <w:b/>
-          <w:bCs/>
-          <w:sz w:val="28"/>
-          <w:szCs w:val="28"/>
-        </w:rPr>
-        <w:t>main(</w:t>
-      </w:r>
-      <w:proofErr w:type="gramEnd"/>
-      <w:r>
-        <w:rPr>
-          <w:b/>
-          <w:bCs/>
-          <w:sz w:val="28"/>
-          <w:szCs w:val="28"/>
-        </w:rPr>
-        <w:t xml:space="preserve">) method, which triggers </w:t>
-      </w:r>
-      <w:proofErr w:type="spellStart"/>
-      <w:r>
-        <w:rPr>
-          <w:b/>
-          <w:bCs/>
-          <w:sz w:val="28"/>
-          <w:szCs w:val="28"/>
-        </w:rPr>
-        <w:t>SpringApplication.run</w:t>
-      </w:r>
-      <w:proofErr w:type="spellEnd"/>
-      <w:r>
-        <w:rPr>
-          <w:b/>
-          <w:bCs/>
-          <w:sz w:val="28"/>
-          <w:szCs w:val="28"/>
-        </w:rPr>
-        <w:t xml:space="preserve">(). This sets up the Spring context, auto-configures beans based on the </w:t>
-      </w:r>
-      <w:proofErr w:type="spellStart"/>
-      <w:r>
-        <w:rPr>
-          <w:b/>
-          <w:bCs/>
-          <w:sz w:val="28"/>
-          <w:szCs w:val="28"/>
-        </w:rPr>
-        <w:t>classpath</w:t>
-      </w:r>
-      <w:proofErr w:type="spellEnd"/>
-      <w:r>
-        <w:rPr>
-          <w:b/>
-          <w:bCs/>
-          <w:sz w:val="28"/>
-          <w:szCs w:val="28"/>
-        </w:rPr>
-        <w:t>, starts the embedded server if needed, and prepares the application for use — all without requiring any XML or external server configuration</w:t>
-      </w:r>
-    </w:p>
-    <w:p>
-      <w:pPr>
-        <w:rPr>
-          <w:b/>
-          <w:bCs/>
-          <w:sz w:val="28"/>
-          <w:szCs w:val="28"/>
-        </w:rPr>
-      </w:pPr>
-      <w:r>
-        <w:rPr>
-          <w:b/>
-          <w:bCs/>
-          <w:sz w:val="28"/>
-          <w:szCs w:val="28"/>
-        </w:rPr>
-        <w:lastRenderedPageBreak/>
-        <w:t xml:space="preserve">Q4. What is </w:t>
-      </w:r>
-      <w:proofErr w:type="spellStart"/>
-      <w:proofErr w:type="gramStart"/>
-      <w:r>
-        <w:rPr>
-          <w:b/>
-          <w:bCs/>
-          <w:sz w:val="28"/>
-          <w:szCs w:val="28"/>
-        </w:rPr>
-        <w:t>application.properties</w:t>
-      </w:r>
-      <w:proofErr w:type="spellEnd"/>
-      <w:proofErr w:type="gramEnd"/>
-      <w:r>
-        <w:rPr>
-          <w:b/>
-          <w:bCs/>
-          <w:sz w:val="28"/>
-          <w:szCs w:val="28"/>
-        </w:rPr>
-        <w:t xml:space="preserve"> or </w:t>
-      </w:r>
-      <w:proofErr w:type="spellStart"/>
-      <w:r>
-        <w:rPr>
-          <w:b/>
-          <w:bCs/>
-          <w:sz w:val="28"/>
-          <w:szCs w:val="28"/>
-        </w:rPr>
-        <w:t>application.yml</w:t>
-      </w:r>
-      <w:proofErr w:type="spellEnd"/>
-      <w:r>
-        <w:rPr>
-          <w:b/>
-          <w:bCs/>
-          <w:sz w:val="28"/>
-          <w:szCs w:val="28"/>
-        </w:rPr>
-        <w:t xml:space="preserve"> used for?</w:t>
-      </w:r>
-    </w:p>
-    <w:p>
-      <w:pPr>
-        <w:pStyle w:val="NormalWeb"/>
-        <w:rPr>
-          <w:sz w:val="28"/>
-          <w:szCs w:val="28"/>
-        </w:rPr>
-      </w:pPr>
-      <w:r>
-        <w:rPr>
-          <w:b/>
-          <w:bCs/>
-          <w:sz w:val="28"/>
-          <w:szCs w:val="28"/>
-        </w:rPr>
-        <w:t>Ans-</w:t>
-      </w:r>
-      <w:r>
-        <w:rPr>
-          <w:sz w:val="28"/>
-          <w:szCs w:val="28"/>
-        </w:rPr>
-        <w:t xml:space="preserve">: They are </w:t>
-      </w:r>
-      <w:r>
-        <w:rPr>
-          <w:rStyle w:val="Strong"/>
-          <w:rFonts w:eastAsiaTheme="majorEastAsia"/>
-          <w:sz w:val="28"/>
-          <w:szCs w:val="28"/>
-        </w:rPr>
-        <w:t>configuration files</w:t>
-      </w:r>
-      <w:r>
-        <w:rPr>
-          <w:sz w:val="28"/>
-          <w:szCs w:val="28"/>
-        </w:rPr>
-        <w:t xml:space="preserve"> used to store all the </w:t>
-      </w:r>
-      <w:r>
-        <w:rPr>
-          <w:rStyle w:val="Strong"/>
-          <w:rFonts w:eastAsiaTheme="majorEastAsia"/>
-          <w:sz w:val="28"/>
-          <w:szCs w:val="28"/>
-        </w:rPr>
-        <w:t>settings of your Spring Boot application</w:t>
-      </w:r>
-      <w:r>
-        <w:rPr>
-          <w:sz w:val="28"/>
-          <w:szCs w:val="28"/>
-        </w:rPr>
-        <w:t xml:space="preserve"> in one place.</w:t>
-      </w:r>
-    </w:p>
-    <w:p>
-      <w:pPr>
-        <w:pStyle w:val="NormalWeb"/>
-        <w:rPr>
-          <w:sz w:val="28"/>
-          <w:szCs w:val="28"/>
-        </w:rPr>
-      </w:pPr>
-      <w:r>
-        <w:rPr>
-          <w:sz w:val="28"/>
-          <w:szCs w:val="28"/>
-        </w:rPr>
-        <w:t>Application properties == configuration file</w:t>
-      </w:r>
-    </w:p>
-    <w:p>
-      <w:pPr>
-        <w:pStyle w:val="NormalWeb"/>
-        <w:rPr>
-          <w:sz w:val="28"/>
-          <w:szCs w:val="28"/>
-        </w:rPr>
-      </w:pPr>
-      <w:r>
-        <w:rPr>
-          <w:sz w:val="28"/>
-          <w:szCs w:val="28"/>
-        </w:rPr>
-        <w:t>Ex- DB, Multipart file, server port, @Value</w:t>
-      </w:r>
-    </w:p>
-    <w:p>
-      <w:pPr>
-        <w:pStyle w:val="NormalWeb"/>
-        <w:rPr>
-          <w:sz w:val="28"/>
-          <w:szCs w:val="28"/>
-        </w:rPr>
-      </w:pPr>
-    </w:p>
-    <w:p>
-      <w:pPr>
-        <w:rPr>
-          <w:b/>
-          <w:bCs/>
-          <w:sz w:val="28"/>
-          <w:szCs w:val="28"/>
-        </w:rPr>
-      </w:pPr>
-      <w:r>
-        <w:rPr>
-          <w:sz w:val="28"/>
-          <w:szCs w:val="28"/>
-        </w:rPr>
-        <w:t>Q5.</w:t>
-      </w:r>
-      <w:r>
-        <w:rPr>
-          <w:b/>
-          <w:bCs/>
-          <w:sz w:val="28"/>
-          <w:szCs w:val="28"/>
-        </w:rPr>
-        <w:t xml:space="preserve"> How do you configure a </w:t>
-      </w:r>
-      <w:proofErr w:type="spellStart"/>
-      <w:r>
-        <w:rPr>
-          <w:b/>
-          <w:bCs/>
-          <w:sz w:val="28"/>
-          <w:szCs w:val="28"/>
-        </w:rPr>
-        <w:t>datasource</w:t>
-      </w:r>
-      <w:proofErr w:type="spellEnd"/>
-      <w:r>
-        <w:rPr>
-          <w:b/>
-          <w:bCs/>
-          <w:sz w:val="28"/>
-          <w:szCs w:val="28"/>
-        </w:rPr>
-        <w:t xml:space="preserve"> in Spring Boot?</w:t>
-      </w:r>
-    </w:p>
-    <w:p>
-      <w:pPr>
-        <w:rPr>
-          <w:sz w:val="28"/>
-          <w:szCs w:val="28"/>
-        </w:rPr>
-      </w:pPr>
-      <w:r>
-        <w:rPr>
-          <w:sz w:val="28"/>
-          <w:szCs w:val="28"/>
-        </w:rPr>
-        <w:t xml:space="preserve">Ans-: We can configure by adding </w:t>
-      </w:r>
-      <w:proofErr w:type="spellStart"/>
-      <w:r>
-        <w:rPr>
-          <w:sz w:val="28"/>
-          <w:szCs w:val="28"/>
-        </w:rPr>
-        <w:t>mysql</w:t>
-      </w:r>
-      <w:proofErr w:type="spellEnd"/>
-      <w:r>
-        <w:rPr>
-          <w:sz w:val="28"/>
-          <w:szCs w:val="28"/>
-        </w:rPr>
-        <w:t xml:space="preserve"> bean</w:t>
-      </w:r>
-      <w:r>
-        <w:rPr>
-          <w:sz w:val="28"/>
-          <w:szCs w:val="28"/>
-        </w:rPr>
-        <w:t xml:space="preserve"> </w:t>
-      </w:r>
-      <w:r>
-        <w:rPr>
-          <w:sz w:val="28"/>
-          <w:szCs w:val="28"/>
-        </w:rPr>
-        <w:t xml:space="preserve"> </w:t>
-      </w:r>
-    </w:p>
-    <w:p>
-      <w:pPr>
-        <w:rPr>
-          <w:sz w:val="28"/>
-          <w:szCs w:val="28"/>
-        </w:rPr>
-      </w:pPr>
-      <w:r>
-        <w:rPr>
-          <w:sz w:val="28"/>
-          <w:szCs w:val="28"/>
-        </w:rPr>
-        <w:t>There are two ways you can configure either in application properties file or in simply by direct creating bean in class.</w:t>
-      </w:r>
-    </w:p>
-    <w:p>
-      <w:pPr>
-        <w:rPr>
-          <w:sz w:val="28"/>
-          <w:szCs w:val="28"/>
-        </w:rPr>
-      </w:pPr>
-    </w:p>
-    <w:p>
-      <w:pPr>
-        <w:rPr>
-          <w:b/>
-          <w:bCs/>
-          <w:sz w:val="28"/>
-          <w:szCs w:val="28"/>
-        </w:rPr>
-      </w:pPr>
-      <w:r>
-        <w:rPr>
-          <w:sz w:val="28"/>
-          <w:szCs w:val="28"/>
-        </w:rPr>
-        <w:t>Q6.</w:t>
-      </w:r>
-      <w:r>
-        <w:rPr>
-          <w:b/>
-          <w:bCs/>
-          <w:sz w:val="28"/>
-          <w:szCs w:val="28"/>
-        </w:rPr>
-        <w:t xml:space="preserve"> What is the use of @</w:t>
-      </w:r>
-      <w:proofErr w:type="spellStart"/>
-      <w:r>
-        <w:rPr>
-          <w:b/>
-          <w:bCs/>
-          <w:sz w:val="28"/>
-          <w:szCs w:val="28"/>
-        </w:rPr>
-        <w:t>Autowired</w:t>
-      </w:r>
-      <w:proofErr w:type="spellEnd"/>
-      <w:r>
-        <w:rPr>
-          <w:b/>
-          <w:bCs/>
-          <w:sz w:val="28"/>
-          <w:szCs w:val="28"/>
-        </w:rPr>
-        <w:t xml:space="preserve"> and how does Spring resolve dependencies?</w:t>
+        <w:t>?</w:t>
       </w:r>
     </w:p>
     <w:p>
@@ -1300,23 +1052,7 @@
           <w:sz w:val="28"/>
           <w:szCs w:val="28"/>
         </w:rPr>
-        <w:t>When spring finds @</w:t>
-      </w:r>
-      <w:proofErr w:type="spellStart"/>
-      <w:r>
-        <w:rPr>
-          <w:sz w:val="28"/>
-          <w:szCs w:val="28"/>
-        </w:rPr>
-        <w:t>Autowired</w:t>
-      </w:r>
-      <w:proofErr w:type="spellEnd"/>
-      <w:r>
-        <w:rPr>
-          <w:sz w:val="28"/>
-          <w:szCs w:val="28"/>
-        </w:rPr>
-        <w:t xml:space="preserve"> in find a matching bean in its container and inject it in.</w:t>
+        <w:t>When spring finds @Autowired in find a matching bean in its container and inject it in.</w:t>
       </w:r>
     </w:p>
     <w:p>
@@ -2338,6 +2074,15 @@
         </w:rPr>
         <w:t xml:space="preserve"> Tells spring to return JSON instead of view.it converts object to json it is method level annotation.</w:t>
       </w:r>
+      <w:r>
+        <w:rPr>
+          <w:sz w:val="28"/>
+          <w:szCs w:val="28"/>
+        </w:rPr>
+        <w:t>(Java script object notation).</w:t>
+      </w:r>
+      <w:bookmarkStart w:id="0" w:name="_GoBack"/>
+      <w:bookmarkEnd w:id="0"/>
     </w:p>
     <w:p>
       <w:pPr>
@@ -3030,20 +2775,12 @@
         <w:lastRenderedPageBreak/>
         <w:t xml:space="preserve">Q&gt;What is a starter dependency in </w:t>
       </w:r>
-      <w:proofErr w:type="spellStart"/>
       <w:proofErr w:type="gramStart"/>
       <w:r>
         <w:rPr>
           <w:sz w:val="28"/>
         </w:rPr>
-        <w:t>springboot</w:t>
-      </w:r>
-      <w:proofErr w:type="spellEnd"/>
-      <w:r>
-        <w:rPr>
-          <w:sz w:val="28"/>
-        </w:rPr>
-        <w:t xml:space="preserve"> ?</w:t>
+        <w:t>springboot ?</w:t>
       </w:r>
       <w:proofErr w:type="gramEnd"/>
     </w:p>
@@ -3484,8 +3221,6 @@
       </w:r>
     </w:p>
     <w:p>
-      <w:bookmarkStart w:id="0" w:name="_GoBack"/>
-      <w:bookmarkEnd w:id="0"/>
       <w:r>
         <w:pict w14:anchorId="60A43916">
           <v:rect id="_x0000_i1032" style="width:0;height:1.5pt" o:hralign="center" o:hrstd="t" o:hr="t" fillcolor="#a0a0a0" stroked="f"/>
@@ -4697,15 +4432,7 @@
         <w:pStyle w:val="NormalWeb"/>
       </w:pPr>
       <w:r>
-        <w:t xml:space="preserve">"Spring Boot Auto Configuration automatically configures beans based on the dependencies available in the </w:t>
-      </w:r>
-      <w:proofErr w:type="spellStart"/>
-      <w:r>
-        <w:t>classpath</w:t>
-      </w:r>
-      <w:proofErr w:type="spellEnd"/>
-      <w:r>
-        <w:t xml:space="preserve">. When the application starts, it checks the starter dependencies and applies suitable configurations. This is enabled through </w:t>
+        <w:t xml:space="preserve">"Spring Boot Auto Configuration automatically configures beans based on the dependencies available in the classpath. When the application starts, it checks the starter dependencies and applies suitable configurations. This is enabled through </w:t>
       </w:r>
       <w:r>
         <w:rPr>
@@ -5882,63 +5609,49 @@
       <w:r>
         <w:t xml:space="preserve">Q19. Difference between </w:t>
       </w:r>
-      <w:proofErr w:type="spellStart"/>
       <w:proofErr w:type="gramStart"/>
       <w:r>
         <w:t>application.properties</w:t>
       </w:r>
-      <w:proofErr w:type="spellEnd"/>
       <w:proofErr w:type="gramEnd"/>
       <w:r>
-        <w:t xml:space="preserve"> and </w:t>
-      </w:r>
-      <w:proofErr w:type="spellStart"/>
-      <w:r>
+        <w:t xml:space="preserve"> and application.yml?</w:t>
+      </w:r>
+    </w:p>
+    <w:p>
+      <w:pPr>
+        <w:pStyle w:val="Heading3"/>
+      </w:pPr>
+      <w:r>
+        <w:t>Interview Answer:</w:t>
+      </w:r>
+    </w:p>
+    <w:p>
+      <w:pPr>
+        <w:pStyle w:val="NormalWeb"/>
+      </w:pPr>
+      <w:r>
+        <w:t xml:space="preserve">"Both files are used to store application configuration. </w:t>
+      </w:r>
+      <w:proofErr w:type="gramStart"/>
+      <w:r>
+        <w:rPr>
+          <w:rStyle w:val="HTMLCode"/>
+          <w:rFonts w:eastAsiaTheme="majorEastAsia"/>
+        </w:rPr>
+        <w:t>application.properties</w:t>
+      </w:r>
+      <w:proofErr w:type="gramEnd"/>
+      <w:r>
+        <w:t xml:space="preserve"> uses key-value pairs, while </w:t>
+      </w:r>
+      <w:r>
+        <w:rPr>
+          <w:rStyle w:val="HTMLCode"/>
+          <w:rFonts w:eastAsiaTheme="majorEastAsia"/>
+        </w:rPr>
         <w:t>application.yml</w:t>
       </w:r>
-      <w:proofErr w:type="spellEnd"/>
-      <w:r>
-        <w:t>?</w:t>
-      </w:r>
-    </w:p>
-    <w:p>
-      <w:pPr>
-        <w:pStyle w:val="Heading3"/>
-      </w:pPr>
-      <w:r>
-        <w:t>Interview Answer:</w:t>
-      </w:r>
-    </w:p>
-    <w:p>
-      <w:pPr>
-        <w:pStyle w:val="NormalWeb"/>
-      </w:pPr>
-      <w:r>
-        <w:t xml:space="preserve">"Both files are used to store application configuration. </w:t>
-      </w:r>
-      <w:proofErr w:type="spellStart"/>
-      <w:proofErr w:type="gramStart"/>
-      <w:r>
-        <w:rPr>
-          <w:rStyle w:val="HTMLCode"/>
-          <w:rFonts w:eastAsiaTheme="majorEastAsia"/>
-        </w:rPr>
-        <w:t>application.properties</w:t>
-      </w:r>
-      <w:proofErr w:type="spellEnd"/>
-      <w:proofErr w:type="gramEnd"/>
-      <w:r>
-        <w:t xml:space="preserve"> uses key-value pairs, while </w:t>
-      </w:r>
-      <w:proofErr w:type="spellStart"/>
-      <w:r>
-        <w:rPr>
-          <w:rStyle w:val="HTMLCode"/>
-          <w:rFonts w:eastAsiaTheme="majorEastAsia"/>
-        </w:rPr>
-        <w:t>application.yml</w:t>
-      </w:r>
-      <w:proofErr w:type="spellEnd"/>
       <w:r>
         <w:t xml:space="preserve"> uses YAML syntax with better readability for nested configurations. Functionally, both serve the same purpose."</w:t>
       </w:r>
@@ -5957,12 +5670,10 @@
       <w:r>
         <w:t xml:space="preserve">Q20. How do you read values from </w:t>
       </w:r>
-      <w:proofErr w:type="spellStart"/>
       <w:proofErr w:type="gramStart"/>
       <w:r>
         <w:t>application.properties</w:t>
       </w:r>
-      <w:proofErr w:type="spellEnd"/>
       <w:proofErr w:type="gramEnd"/>
       <w:r>
         <w:t>?</w:t>
@@ -6019,15 +5730,7 @@
       </w:pPr>
       <w:r>
         <w:lastRenderedPageBreak/>
-        <w:t>Q21. What is @</w:t>
-      </w:r>
-      <w:proofErr w:type="spellStart"/>
-      <w:r>
-        <w:t>Autowired</w:t>
-      </w:r>
-      <w:proofErr w:type="spellEnd"/>
-      <w:r>
-        <w:t>?</w:t>
+        <w:t>Q21. What is @Autowired?</w:t>
       </w:r>
     </w:p>
     <w:p>
@@ -6050,17 +5753,8 @@
           <w:rStyle w:val="HTMLCode"/>
           <w:rFonts w:eastAsiaTheme="majorEastAsia"/>
         </w:rPr>
-        <w:t>@</w:t>
-      </w:r>
-      <w:proofErr w:type="spellStart"/>
-      <w:r>
-        <w:rPr>
-          <w:rStyle w:val="HTMLCode"/>
-          <w:rFonts w:eastAsiaTheme="majorEastAsia"/>
-        </w:rPr>
-        <w:t>Autowired</w:t>
-      </w:r>
-      <w:proofErr w:type="spellEnd"/>
+        <w:t>@Autowired</w:t>
+      </w:r>
       <w:r>
         <w:t xml:space="preserve"> is used for Dependency Injection in Spring. It tells Spring to automatically find and inject the required bean from the </w:t>
       </w:r>
@@ -6279,23 +5973,13 @@
       <w:r>
         <w:t xml:space="preserve"> is used to inject values from </w:t>
       </w:r>
-      <w:proofErr w:type="spellStart"/>
       <w:proofErr w:type="gramStart"/>
       <w:r>
         <w:t>application.properties</w:t>
       </w:r>
-      <w:proofErr w:type="spellEnd"/>
       <w:proofErr w:type="gramEnd"/>
       <w:r>
-        <w:t xml:space="preserve"> or </w:t>
-      </w:r>
-      <w:proofErr w:type="spellStart"/>
-      <w:r>
-        <w:t>application.yml</w:t>
-      </w:r>
-      <w:proofErr w:type="spellEnd"/>
-      <w:r>
-        <w:t xml:space="preserve"> into Spring beans. It helps externalize configuration and avoid hardcoding values in the source code."</w:t>
+        <w:t xml:space="preserve"> or application.yml into Spring beans. It helps externalize configuration and avoid hardcoding values in the source code."</w:t>
       </w:r>
     </w:p>
     <w:p>
